--- a/rapports/2026-06-06/EQ19/EQ19_enq2_v2/DR_131201030006/57-19-82-63.docx
+++ b/rapports/2026-06-06/EQ19/EQ19_enq2_v2/DR_131201030006/57-19-82-63.docx
@@ -297,7 +297,7 @@
           <w:color w:val="1F6FEB"/>
           <w:sz w:val="22"/>
         </w:rPr>
-        <w:t>⚠ INCOHÉRENCES À CORRIGER (84)</w:t>
+        <w:t>⚠ INCOHÉRENCES À CORRIGER (82)</w:t>
       </w:r>
     </w:p>
     <w:tbl>
@@ -518,7 +518,7 @@
                 <w:i w:val="0"/>
                 <w:sz w:val="16"/>
               </w:rPr>
-              <w:t>S02</w:t>
+              <w:t>S07</w:t>
               <w:br/>
             </w:r>
             <w:r>
@@ -528,7 +528,7 @@
                 <w:color w:val="64748B"/>
                 <w:sz w:val="14"/>
               </w:rPr>
-              <w:t>Éducation</w:t>
+              <w:t>Consommation alimentaire</w:t>
             </w:r>
           </w:p>
         </w:tc>
@@ -544,7 +544,7 @@
                 <w:color w:val="16A34A"/>
                 <w:sz w:val="16"/>
               </w:rPr>
-              <w:t>—</w:t>
+              <w:t>s01q28, s01q29, s01q30, s02q01__1, s02q02__1, s02q03__1, s02q15, s03q18</w:t>
             </w:r>
           </w:p>
         </w:tc>
@@ -575,7 +575,7 @@
                 <w:i w:val="0"/>
                 <w:sz w:val="17"/>
               </w:rPr>
-              <w:t>Incohérence!!! seulement les écoles privées paient les frais de scolarité (y compris les frais d'inscription).</w:t>
+              <w:t>Avertissement!! Les quantités du Thé soluble ou infusion consommées en Sachets industriel semble incoherent car les ménages consomment géneralement en sachet ou en paquet, prière de corriger ou confirmer avec le QG.</w:t>
             </w:r>
           </w:p>
         </w:tc>
@@ -634,7 +634,7 @@
                 <w:color w:val="16A34A"/>
                 <w:sz w:val="16"/>
               </w:rPr>
-              <w:t>s01q28, s01q29, s01q30, s02q01__1, s02q02__1, s02q03__1, s02q15, s03q18</w:t>
+              <w:t>s00q27, s01q03a, s01q03b, s01q03c, s02q04, s03q14, s04q15, s04q16</w:t>
             </w:r>
           </w:p>
         </w:tc>
@@ -665,7 +665,7 @@
                 <w:i w:val="0"/>
                 <w:sz w:val="17"/>
               </w:rPr>
-              <w:t>Avertissement!! Les quantités du Thé soluble ou infusion consommées en Sachets industriel semble incoherent car les ménages consomment géneralement en sachet ou en paquet, prière de corriger ou confirmer avec le QG.</w:t>
+              <w:t>Incohérence!! Dans ce ménage, chaque individus consomme par jour .5 Kg  de cereale; Prière de vérifier les quantités prises des produits cérealiers (de Riz local Gambiaka à Autres semoules de céréales) auprès du ménage ou confirmer avec le QG.</w:t>
             </w:r>
           </w:p>
         </w:tc>
@@ -698,7 +698,7 @@
                 <w:i w:val="0"/>
                 <w:sz w:val="16"/>
               </w:rPr>
-              <w:t>S07</w:t>
+              <w:t>S11</w:t>
               <w:br/>
             </w:r>
             <w:r>
@@ -708,7 +708,7 @@
                 <w:color w:val="64748B"/>
                 <w:sz w:val="14"/>
               </w:rPr>
-              <w:t>Consommation alimentaire</w:t>
+              <w:t>Logement / cadre de vie</w:t>
             </w:r>
           </w:p>
         </w:tc>
@@ -724,7 +724,7 @@
                 <w:color w:val="16A34A"/>
                 <w:sz w:val="16"/>
               </w:rPr>
-              <w:t>s00q27, s01q03a, s01q03b, s01q03c, s02q04, s03q14, s04q15, s04q16</w:t>
+              <w:t>—</w:t>
             </w:r>
           </w:p>
         </w:tc>
@@ -755,7 +755,7 @@
                 <w:i w:val="0"/>
                 <w:sz w:val="17"/>
               </w:rPr>
-              <w:t>Incohérence!! Dans ce ménage, chaque individus consomme par jour .5 Kg  de cereale; Prière de vérifier les quantités prises des produits cérealiers (de Riz local Gambiaka à Autres semoules de céréales) auprès du ménage ou confirmer avec le QG.</w:t>
+              <w:t>Incoherence!! Le ménage a depensé .</w:t>
             </w:r>
           </w:p>
         </w:tc>
@@ -814,7 +814,7 @@
                 <w:color w:val="16A34A"/>
                 <w:sz w:val="16"/>
               </w:rPr>
-              <w:t>—</w:t>
+              <w:t>s01q29, s01q31, s04q24, s00q04, s11q21, s09fq03, s09fq011</w:t>
             </w:r>
           </w:p>
         </w:tc>
@@ -845,7 +845,7 @@
                 <w:i w:val="0"/>
                 <w:sz w:val="17"/>
               </w:rPr>
-              <w:t>Incoherence!! Le ménage a depensé .</w:t>
+              <w:t>FCFA dans Frais de connexion au réseau de distribution d'eau mais dit ne pas être connecté à un réseau d'eau courante, prière de corriger cette incoherence</w:t>
             </w:r>
           </w:p>
         </w:tc>
@@ -878,7 +878,7 @@
                 <w:i w:val="0"/>
                 <w:sz w:val="16"/>
               </w:rPr>
-              <w:t>S11</w:t>
+              <w:t>S16</w:t>
               <w:br/>
             </w:r>
             <w:r>
@@ -888,7 +888,7 @@
                 <w:color w:val="64748B"/>
                 <w:sz w:val="14"/>
               </w:rPr>
-              <w:t>Logement / cadre de vie</w:t>
+              <w:t>Agriculture</w:t>
             </w:r>
           </w:p>
         </w:tc>
@@ -904,7 +904,7 @@
                 <w:color w:val="16A34A"/>
                 <w:sz w:val="16"/>
               </w:rPr>
-              <w:t>s01q29, s01q31, s04q24, s00q04, s11q21, s09fq03, s09fq011</w:t>
+              <w:t>s00q07a, s00q08, s00q10, s00q13_0, s00q15_0, s00q17_0, s00q23a, s00q23b</w:t>
             </w:r>
           </w:p>
         </w:tc>
@@ -935,7 +935,7 @@
                 <w:i w:val="0"/>
                 <w:sz w:val="17"/>
               </w:rPr>
-              <w:t>FCFA dans Frais de connexion au réseau de distribution d'eau mais dit ne pas être connecté à un réseau d'eau courante, prière de corriger cette incoherence</w:t>
+              <w:t>La somme des quantités consommées (0 kg), des quantités offertes (0 kg),  des quantités vendus (0 kg) et des quantités en stock (25 kg) depasse la quantité totale (2 kg) que le ménage a eu après la recolte de Maïs , prière de corriger cette incoherence.</w:t>
             </w:r>
           </w:p>
         </w:tc>
@@ -950,10 +950,10 @@
               <w:rPr>
                 <w:b/>
                 <w:i w:val="0"/>
-                <w:color w:val="DC2626"/>
-                <w:sz w:val="16"/>
-              </w:rPr>
-              <w:t>Haute</w:t>
+                <w:color w:val="EA580C"/>
+                <w:sz w:val="16"/>
+              </w:rPr>
+              <w:t>Moyenne</w:t>
             </w:r>
           </w:p>
         </w:tc>
@@ -968,7 +968,7 @@
                 <w:i w:val="0"/>
                 <w:sz w:val="16"/>
               </w:rPr>
-              <w:t>S16</w:t>
+              <w:t>S00</w:t>
               <w:br/>
             </w:r>
             <w:r>
@@ -978,7 +978,7 @@
                 <w:color w:val="64748B"/>
                 <w:sz w:val="14"/>
               </w:rPr>
-              <w:t>Agriculture</w:t>
+              <w:t>Identification</w:t>
             </w:r>
           </w:p>
         </w:tc>
@@ -1025,7 +1025,7 @@
                 <w:i w:val="0"/>
                 <w:sz w:val="17"/>
               </w:rPr>
-              <w:t>La somme des quantités consommées (0 kg), des quantités offertes (0 kg),  des quantités vendus (0 kg) et des quantités en stock (25 kg) depasse la quantité totale (2 kg) que le ménage a eu après la recolte de Maïs , prière de corriger cette incoherence.</w:t>
+              <w:t>Prière de renseigner toutes les informations du ménage dans la section 0 avant d'entamer les autres informations.</w:t>
             </w:r>
           </w:p>
         </w:tc>
@@ -1084,7 +1084,7 @@
                 <w:color w:val="16A34A"/>
                 <w:sz w:val="16"/>
               </w:rPr>
-              <w:t>s00q07a, s00q08, s00q10, s00q13_0, s00q15_0, s00q17_0, s00q23a, s00q23b</w:t>
+              <w:t>—</w:t>
             </w:r>
           </w:p>
         </w:tc>
@@ -1115,7 +1115,7 @@
                 <w:i w:val="0"/>
                 <w:sz w:val="17"/>
               </w:rPr>
-              <w:t>Prière de renseigner toutes les informations du ménage dans la section 0 avant d'entamer les autres informations.</w:t>
+              <w:t>L'adresse ou la localisation du ménage doit être bien renseignée, ne doit pas contenir des numéros de téléphone et elle semble courte pour être une adresse.</w:t>
             </w:r>
           </w:p>
         </w:tc>
@@ -1205,7 +1205,7 @@
                 <w:i w:val="0"/>
                 <w:sz w:val="17"/>
               </w:rPr>
-              <w:t>L'adresse ou la localisation du ménage doit être bien renseignée, ne doit pas contenir des numéros de téléphone et elle semble courte pour être une adresse.</w:t>
+              <w:t>Prière de renseigner la bonne adresse.Attention! Il manque des informations non renseignées dans la section 0, prière de regarder toutes les autres informations dans l'identification du ménage (IDENTIFICATION ET RENSEIGNEMENTS DE CONTROLE) ou dans OBSERVATIONS pour pouvoir renseigné toutes les questions liées au ménage.</w:t>
             </w:r>
           </w:p>
         </w:tc>
@@ -1238,7 +1238,7 @@
                 <w:i w:val="0"/>
                 <w:sz w:val="16"/>
               </w:rPr>
-              <w:t>S00</w:t>
+              <w:t>S01</w:t>
               <w:br/>
             </w:r>
             <w:r>
@@ -1248,7 +1248,7 @@
                 <w:color w:val="64748B"/>
                 <w:sz w:val="14"/>
               </w:rPr>
-              <w:t>Identification</w:t>
+              <w:t>Démographie</w:t>
             </w:r>
           </w:p>
         </w:tc>
@@ -1264,7 +1264,7 @@
                 <w:color w:val="16A34A"/>
                 <w:sz w:val="16"/>
               </w:rPr>
-              <w:t>—</w:t>
+              <w:t>s01q10_1</w:t>
             </w:r>
           </w:p>
         </w:tc>
@@ -1295,187 +1295,7 @@
                 <w:i w:val="0"/>
                 <w:sz w:val="17"/>
               </w:rPr>
-              <w:t>Prière de renseigner la bonne adresse.Attention! Il manque des informations non renseignées dans la section 0, prière de regarder toutes les autres informations dans l'identification du ménage (IDENTIFICATION ET RENSEIGNEMENTS DE CONTROLE) ou dans OBSERVATIONS pour pouvoir renseigné toutes les questions liées au ménage.</w:t>
-            </w:r>
-          </w:p>
-        </w:tc>
-      </w:tr>
-      <w:tr>
-        <w:tc>
-          <w:tcPr>
-            <w:tcW w:type="dxa" w:w="964"/>
-          </w:tcPr>
-          <w:p>
-            <w:r>
-              <w:rPr>
-                <w:b/>
-                <w:i w:val="0"/>
-                <w:color w:val="EA580C"/>
-                <w:sz w:val="16"/>
-              </w:rPr>
-              <w:t>Moyenne</w:t>
-            </w:r>
-          </w:p>
-        </w:tc>
-        <w:tc>
-          <w:tcPr>
-            <w:tcW w:type="dxa" w:w="1247"/>
-          </w:tcPr>
-          <w:p>
-            <w:r>
-              <w:rPr>
-                <w:b/>
-                <w:i w:val="0"/>
-                <w:sz w:val="16"/>
-              </w:rPr>
-              <w:t>S01</w:t>
-              <w:br/>
-            </w:r>
-            <w:r>
-              <w:rPr>
-                <w:b w:val="0"/>
-                <w:i w:val="0"/>
-                <w:color w:val="64748B"/>
-                <w:sz w:val="14"/>
-              </w:rPr>
-              <w:t>Démographie</w:t>
-            </w:r>
-          </w:p>
-        </w:tc>
-        <w:tc>
-          <w:tcPr>
-            <w:tcW w:type="dxa" w:w="1531"/>
-          </w:tcPr>
-          <w:p>
-            <w:r>
-              <w:rPr>
-                <w:b/>
-                <w:i w:val="0"/>
-                <w:color w:val="16A34A"/>
-                <w:sz w:val="16"/>
-              </w:rPr>
-              <w:t>s01q10_1</w:t>
-            </w:r>
-          </w:p>
-        </w:tc>
-        <w:tc>
-          <w:tcPr>
-            <w:tcW w:type="dxa" w:w="1191"/>
-          </w:tcPr>
-          <w:p>
-            <w:r>
-              <w:rPr>
-                <w:b w:val="0"/>
-                <w:i w:val="0"/>
-                <w:color w:val="64748B"/>
-                <w:sz w:val="16"/>
-              </w:rPr>
-              <w:t>GT-CQ</w:t>
-            </w:r>
-          </w:p>
-        </w:tc>
-        <w:tc>
-          <w:tcPr>
-            <w:tcW w:type="dxa" w:w="4706"/>
-          </w:tcPr>
-          <w:p>
-            <w:r>
-              <w:rPr>
-                <w:b w:val="0"/>
-                <w:i w:val="0"/>
-                <w:sz w:val="17"/>
-              </w:rPr>
               <w:t>La taille du ménage lors de l'enquête principale (3) de ce ménage est inférieur à la taille du denombrement (4), prière de fournir des explications concrètes ou aller revisiter le ménage.</w:t>
-            </w:r>
-          </w:p>
-        </w:tc>
-      </w:tr>
-      <w:tr>
-        <w:tc>
-          <w:tcPr>
-            <w:tcW w:type="dxa" w:w="964"/>
-          </w:tcPr>
-          <w:p>
-            <w:r>
-              <w:rPr>
-                <w:b/>
-                <w:i w:val="0"/>
-                <w:color w:val="EA580C"/>
-                <w:sz w:val="16"/>
-              </w:rPr>
-              <w:t>Moyenne</w:t>
-            </w:r>
-          </w:p>
-        </w:tc>
-        <w:tc>
-          <w:tcPr>
-            <w:tcW w:type="dxa" w:w="1247"/>
-          </w:tcPr>
-          <w:p>
-            <w:r>
-              <w:rPr>
-                <w:b/>
-                <w:i w:val="0"/>
-                <w:sz w:val="16"/>
-              </w:rPr>
-              <w:t>S02</w:t>
-              <w:br/>
-            </w:r>
-            <w:r>
-              <w:rPr>
-                <w:b w:val="0"/>
-                <w:i w:val="0"/>
-                <w:color w:val="64748B"/>
-                <w:sz w:val="14"/>
-              </w:rPr>
-              <w:t>Éducation</w:t>
-            </w:r>
-          </w:p>
-        </w:tc>
-        <w:tc>
-          <w:tcPr>
-            <w:tcW w:type="dxa" w:w="1531"/>
-          </w:tcPr>
-          <w:p>
-            <w:r>
-              <w:rPr>
-                <w:b/>
-                <w:i w:val="0"/>
-                <w:color w:val="16A34A"/>
-                <w:sz w:val="16"/>
-              </w:rPr>
-              <w:t>—</w:t>
-            </w:r>
-          </w:p>
-        </w:tc>
-        <w:tc>
-          <w:tcPr>
-            <w:tcW w:type="dxa" w:w="1191"/>
-          </w:tcPr>
-          <w:p>
-            <w:r>
-              <w:rPr>
-                <w:b w:val="0"/>
-                <w:i w:val="0"/>
-                <w:color w:val="64748B"/>
-                <w:sz w:val="16"/>
-              </w:rPr>
-              <w:t>GT-CQ</w:t>
-            </w:r>
-          </w:p>
-        </w:tc>
-        <w:tc>
-          <w:tcPr>
-            <w:tcW w:type="dxa" w:w="4706"/>
-          </w:tcPr>
-          <w:p>
-            <w:r>
-              <w:rPr>
-                <w:b w:val="0"/>
-                <w:i w:val="0"/>
-                <w:sz w:val="17"/>
-              </w:rPr>
-              <w:t>veuillez, s'il vous plait, confirmer les frais de scolarité ( 5000 FCFA) payée de ROUBIATOU DIALLO avec le QG ou apporter les corrections nécessaires.</w:t>
             </w:r>
           </w:p>
         </w:tc>
